--- a/Михайловский/Авторизация и доступ/Авторизация и доступ к подсистемам СППР.docx
+++ b/Михайловский/Авторизация и доступ/Авторизация и доступ к подсистемам СППР.docx
@@ -253,7 +253,7 @@
               <w:sz w:val="28"/>
               <w:szCs w:val="28"/>
             </w:rPr>
-            <w:t>11</w:t>
+            <w:t>26</w:t>
           </w:r>
           <w:r>
             <w:rPr>
@@ -289,7 +289,7 @@
               <w:sz w:val="28"/>
               <w:szCs w:val="28"/>
             </w:rPr>
-            <w:t>1</w:t>
+            <w:t>2</w:t>
           </w:r>
         </w:p>
         <w:p>
@@ -1444,6 +1444,9 @@
         <w:t>User</w:t>
       </w:r>
       <w:r>
+        <w:t>s</w:t>
+      </w:r>
+      <w:r>
         <w:rPr>
           <w:lang w:val="ru-RU"/>
         </w:rPr>
@@ -1562,10 +1565,10 @@
           <w:lang w:eastAsia="ru-RU"/>
         </w:rPr>
         <w:drawing>
-          <wp:inline distT="0" distB="0" distL="0" distR="0" wp14:anchorId="031EA4E0" wp14:editId="42967EAE">
-            <wp:extent cx="4491532" cy="4802006"/>
-            <wp:effectExtent l="0" t="0" r="4445" b="0"/>
-            <wp:docPr id="2" name="Рисунок 2" descr="C:\Users\Stud\Downloads\Диаграмма без названия.drawio.png"/>
+          <wp:inline distT="0" distB="0" distL="0" distR="0" wp14:anchorId="530277DD" wp14:editId="74B28617">
+            <wp:extent cx="4470400" cy="4776854"/>
+            <wp:effectExtent l="0" t="0" r="6350" b="5080"/>
+            <wp:docPr id="4" name="Рисунок 4"/>
             <wp:cNvGraphicFramePr>
               <a:graphicFrameLocks xmlns:a="http://schemas.openxmlformats.org/drawingml/2006/main" noChangeAspect="1"/>
             </wp:cNvGraphicFramePr>
@@ -1573,7 +1576,7 @@
               <a:graphicData uri="http://schemas.openxmlformats.org/drawingml/2006/picture">
                 <pic:pic xmlns:pic="http://schemas.openxmlformats.org/drawingml/2006/picture">
                   <pic:nvPicPr>
-                    <pic:cNvPr id="0" name="Picture 1" descr="C:\Users\Stud\Downloads\Диаграмма без названия.drawio.png"/>
+                    <pic:cNvPr id="0" name="Picture 1"/>
                     <pic:cNvPicPr>
                       <a:picLocks noChangeAspect="1" noChangeArrowheads="1"/>
                     </pic:cNvPicPr>
@@ -1594,7 +1597,7 @@
                   <pic:spPr bwMode="auto">
                     <a:xfrm>
                       <a:off x="0" y="0"/>
-                      <a:ext cx="4523210" cy="4835874"/>
+                      <a:ext cx="4487605" cy="4795238"/>
                     </a:xfrm>
                     <a:prstGeom prst="rect">
                       <a:avLst/>
@@ -1914,7 +1917,14 @@
         <w:rPr>
           <w:lang w:val="ru-RU"/>
         </w:rPr>
-        <w:t>введённый_пароль</w:t>
+        <w:t>введённый_</w:t>
+      </w:r>
+      <w:proofErr w:type="gramStart"/>
+      <w:r>
+        <w:rPr>
+          <w:lang w:val="ru-RU"/>
+        </w:rPr>
+        <w:t>пароль</w:t>
       </w:r>
       <w:proofErr w:type="spellEnd"/>
       <w:r>
@@ -1924,6 +1934,7 @@
         <w:t>&gt;&lt;</w:t>
       </w:r>
       <w:proofErr w:type="spellStart"/>
+      <w:proofErr w:type="gramEnd"/>
       <w:r>
         <w:rPr>
           <w:lang w:val="ru-RU"/>
